--- a/docs/p0-analysis.docx
+++ b/docs/p0-analysis.docx
@@ -103,10 +103,7 @@
         <w:t>Question 2:</w:t>
       </w:r>
       <w:r>
-        <w:t xml:space="preserve"> </w:t>
-      </w:r>
-      <w:r>
-        <w:t xml:space="preserve">What is the smallest value of variable </w:t>
+        <w:t xml:space="preserve"> What is the smallest value of variable </w:t>
       </w:r>
       <w:r>
         <w:rPr>
@@ -322,18 +319,13 @@
         <w:t>Question 5:</w:t>
       </w:r>
       <w:r>
-        <w:t xml:space="preserve"> </w:t>
-      </w:r>
-      <w:r>
-        <w:t xml:space="preserve">Copy/paste the output you get from </w:t>
-      </w:r>
-      <w:proofErr w:type="spellStart"/>
-      <w:r>
-        <w:t>modiying</w:t>
-      </w:r>
-      <w:proofErr w:type="spellEnd"/>
-      <w:r>
-        <w:t xml:space="preserve"> the method </w:t>
+        <w:t xml:space="preserve"> Copy/paste the output you get from modi</w:t>
+      </w:r>
+      <w:r>
+        <w:t>f</w:t>
+      </w:r>
+      <w:r>
+        <w:t xml:space="preserve">ying the method </w:t>
       </w:r>
       <w:proofErr w:type="spellStart"/>
       <w:r>
@@ -364,12 +356,37 @@
       </w:r>
     </w:p>
     <w:p>
-      <w:r>
+      <w:pPr>
+        <w:pStyle w:val="NormalWeb"/>
+      </w:pPr>
+      <w:r>
+        <w:rPr>
+          <w:b/>
+          <w:bCs/>
+        </w:rPr>
         <w:lastRenderedPageBreak/>
-        <w:t xml:space="preserve">Challenge: </w:t>
-      </w:r>
-      <w:r>
-        <w:t>If you complete the challenge, please write up what you found.</w:t>
+        <w:t xml:space="preserve">Question </w:t>
+      </w:r>
+      <w:r>
+        <w:rPr>
+          <w:b/>
+          <w:bCs/>
+        </w:rPr>
+        <w:t xml:space="preserve">6: </w:t>
+      </w:r>
+      <w:r>
+        <w:t>Explain how, if at all, you used LLMs in completing this assignment.</w:t>
+      </w:r>
+    </w:p>
+    <w:p>
+      <w:r>
+        <w:br w:type="page"/>
+      </w:r>
+    </w:p>
+    <w:p>
+      <w:r>
+        <w:lastRenderedPageBreak/>
+        <w:t>Challenge: If you complete the challenge, please write up what you found.</w:t>
       </w:r>
     </w:p>
     <w:sectPr>
